--- a/output/engagement_letter_filled.docx
+++ b/output/engagement_letter_filled.docx
@@ -4,7 +4,6 @@
   <w:body>
     <w:p>
       <w:pPr>
-        <w:spacing w:line="278" w:lineRule="auto"/>
         <w:pStyle w:val="Default"/>
         <w:jc w:val="right"/>
         <w:rPr>
@@ -15,7 +14,6 @@
     </w:p>
     <w:p>
       <w:pPr>
-        <w:spacing w:line="278" w:lineRule="auto"/>
         <w:pStyle w:val="Default"/>
         <w:jc w:val="right"/>
         <w:rPr>
@@ -26,7 +24,6 @@
     </w:p>
     <w:p>
       <w:pPr>
-        <w:spacing w:line="278" w:lineRule="auto"/>
         <w:pStyle w:val="Default"/>
         <w:jc w:val="right"/>
         <w:rPr>
@@ -37,7 +34,6 @@
     </w:p>
     <w:p>
       <w:pPr>
-        <w:spacing w:line="278" w:lineRule="auto"/>
         <w:pStyle w:val="Default"/>
         <w:jc w:val="center"/>
         <w:rPr>
@@ -115,7 +111,6 @@
     </w:p>
     <w:p>
       <w:pPr>
-        <w:spacing w:line="278" w:lineRule="auto"/>
         <w:pStyle w:val="Default"/>
         <w:jc w:val="right"/>
         <w:rPr>
@@ -141,7 +136,6 @@
     </w:p>
     <w:p>
       <w:pPr>
-        <w:spacing w:line="278" w:lineRule="auto"/>
         <w:pStyle w:val="Default"/>
         <w:jc w:val="right"/>
         <w:rPr>
@@ -196,7 +190,6 @@
     </w:p>
     <w:p>
       <w:pPr>
-        <w:spacing w:line="278" w:lineRule="auto"/>
         <w:pStyle w:val="Default"/>
         <w:jc w:val="right"/>
         <w:rPr>
@@ -223,7 +216,6 @@
     </w:p>
     <w:p>
       <w:pPr>
-        <w:spacing w:line="278" w:lineRule="auto"/>
         <w:pStyle w:val="Default"/>
         <w:jc w:val="both"/>
         <w:rPr>
@@ -298,7 +290,6 @@
     </w:p>
     <w:p>
       <w:pPr>
-        <w:spacing w:line="278" w:lineRule="auto"/>
         <w:pStyle w:val="Default"/>
         <w:rPr>
           <w:sz w:val="21"/>
@@ -324,7 +315,6 @@
     </w:p>
     <w:p>
       <w:pPr>
-        <w:spacing w:line="278" w:lineRule="auto"/>
         <w:pStyle w:val="Default"/>
         <w:rPr>
           <w:sz w:val="21"/>
@@ -407,7 +397,6 @@
     </w:p>
     <w:p>
       <w:pPr>
-        <w:spacing w:line="278" w:lineRule="auto"/>
         <w:pStyle w:val="Default"/>
         <w:rPr>
           <w:sz w:val="21"/>
@@ -461,12 +450,6 @@
         <w:tblStyle w:val="TableGrid"/>
         <w:tblW w:w="0" w:type="auto"/>
         <w:tblLook w:val="04A0" w:firstRow="1" w:lastRow="0" w:firstColumn="1" w:lastColumn="0" w:noHBand="0" w:noVBand="1"/>
-        <w:tblCellMar>
-          <w:top w:w="55" w:type="dxa"/>
-          <w:left w:w="108" w:type="dxa"/>
-          <w:bottom w:w="55" w:type="dxa"/>
-          <w:right w:w="108" w:type="dxa"/>
-        </w:tblCellMar>
       </w:tblPr>
       <w:tblGrid>
         <w:gridCol w:w="8217"/>
@@ -672,7 +655,6 @@
     </w:p>
     <w:p>
       <w:pPr>
-        <w:spacing w:line="278" w:lineRule="auto"/>
         <w:rPr>
           <w:rFonts w:ascii="Liberation Sans" w:hAnsi="Liberation Sans"/>
         </w:rPr>
@@ -8447,7 +8429,6 @@
     </w:p>
     <w:p>
       <w:pPr>
-        <w:spacing w:line="278" w:lineRule="auto"/>
         <w:pStyle w:val="Default"/>
         <w:rPr>
           <w:sz w:val="21"/>
@@ -8473,7 +8454,6 @@
     </w:p>
     <w:p>
       <w:pPr>
-        <w:spacing w:line="278" w:lineRule="auto"/>
         <w:pStyle w:val="Default"/>
         <w:rPr>
           <w:sz w:val="21"/>
@@ -8483,7 +8463,6 @@
     </w:p>
     <w:p>
       <w:pPr>
-        <w:spacing w:line="278" w:lineRule="auto"/>
         <w:pStyle w:val="Default"/>
         <w:rPr>
           <w:sz w:val="21"/>
@@ -8509,7 +8488,6 @@
     </w:p>
     <w:p>
       <w:pPr>
-        <w:spacing w:line="278" w:lineRule="auto"/>
         <w:pStyle w:val="Default"/>
         <w:rPr>
           <w:sz w:val="36"/>
@@ -8535,7 +8513,6 @@
     </w:p>
     <w:p>
       <w:pPr>
-        <w:spacing w:line="278" w:lineRule="auto"/>
         <w:pStyle w:val="Default"/>
         <w:rPr>
           <w:sz w:val="21"/>
@@ -8563,7 +8540,6 @@
     </w:p>
     <w:p>
       <w:pPr>
-        <w:spacing w:line="278" w:lineRule="auto"/>
         <w:pStyle w:val="Default"/>
         <w:rPr>
           <w:color w:val="auto"/>
@@ -8574,7 +8550,6 @@
     </w:p>
     <w:p>
       <w:pPr>
-        <w:spacing w:line="278" w:lineRule="auto"/>
         <w:pStyle w:val="Default"/>
         <w:rPr>
           <w:color w:val="auto"/>
@@ -8659,7 +8634,6 @@
     </w:p>
     <w:p>
       <w:pPr>
-        <w:spacing w:line="278" w:lineRule="auto"/>
         <w:pStyle w:val="Default"/>
         <w:rPr>
           <w:color w:val="auto"/>
@@ -8670,7 +8644,6 @@
     </w:p>
     <w:p>
       <w:pPr>
-        <w:spacing w:line="278" w:lineRule="auto"/>
         <w:pStyle w:val="Default"/>
         <w:rPr>
           <w:color w:val="auto"/>
@@ -8705,7 +8678,6 @@
     </w:p>
     <w:p>
       <w:pPr>
-        <w:spacing w:line="278" w:lineRule="auto"/>
         <w:pStyle w:val="Default"/>
         <w:rPr>
           <w:color w:val="auto"/>
@@ -8716,7 +8688,6 @@
     </w:p>
     <w:p>
       <w:pPr>
-        <w:spacing w:line="278" w:lineRule="auto"/>
         <w:pStyle w:val="Default"/>
         <w:rPr>
           <w:color w:val="auto"/>
@@ -8745,7 +8716,6 @@
     </w:p>
     <w:p>
       <w:pPr>
-        <w:spacing w:line="278" w:lineRule="auto"/>
         <w:pStyle w:val="Default"/>
         <w:rPr>
           <w:color w:val="auto"/>
@@ -8774,7 +8744,6 @@
     </w:p>
     <w:p>
       <w:pPr>
-        <w:spacing w:line="278" w:lineRule="auto"/>
         <w:pStyle w:val="Default"/>
         <w:rPr>
           <w:color w:val="auto"/>
@@ -8785,7 +8754,6 @@
     </w:p>
     <w:p>
       <w:pPr>
-        <w:spacing w:line="278" w:lineRule="auto"/>
         <w:pStyle w:val="Default"/>
         <w:rPr>
           <w:color w:val="auto"/>
@@ -8870,7 +8838,6 @@
     </w:p>
     <w:p>
       <w:pPr>
-        <w:spacing w:line="278" w:lineRule="auto"/>
         <w:pStyle w:val="Default"/>
         <w:rPr>
           <w:color w:val="auto"/>
@@ -8881,7 +8848,6 @@
     </w:p>
     <w:p>
       <w:pPr>
-        <w:spacing w:line="278" w:lineRule="auto"/>
         <w:pStyle w:val="Default"/>
         <w:rPr>
           <w:color w:val="auto"/>
@@ -8928,7 +8894,6 @@
     </w:p>
     <w:p>
       <w:pPr>
-        <w:spacing w:line="278" w:lineRule="auto"/>
         <w:pStyle w:val="Default"/>
         <w:rPr>
           <w:color w:val="auto"/>
@@ -8939,7 +8904,6 @@
     </w:p>
     <w:p>
       <w:pPr>
-        <w:spacing w:line="278" w:lineRule="auto"/>
         <w:pStyle w:val="Default"/>
         <w:rPr>
           <w:color w:val="auto"/>
@@ -8950,71 +8914,62 @@
     </w:p>
     <w:p>
       <w:pPr>
-        <w:spacing w:line="278" w:lineRule="auto"/>
-        <w:rPr>
-          <w:lang w:val="en-GB" w:eastAsia="en-AU"/>
-        </w:rPr>
-      </w:pPr>
-    </w:p>
-    <w:p>
-      <w:pPr>
-        <w:spacing w:line="278" w:lineRule="auto"/>
-        <w:rPr>
-          <w:lang w:val="en-GB" w:eastAsia="en-AU"/>
-        </w:rPr>
-      </w:pPr>
-    </w:p>
-    <w:p>
-      <w:pPr>
-        <w:spacing w:line="278" w:lineRule="auto"/>
-        <w:rPr>
-          <w:lang w:val="en-GB" w:eastAsia="en-AU"/>
-        </w:rPr>
-      </w:pPr>
-    </w:p>
-    <w:p>
-      <w:pPr>
-        <w:spacing w:line="278" w:lineRule="auto"/>
-        <w:rPr>
-          <w:lang w:val="en-GB" w:eastAsia="en-AU"/>
-        </w:rPr>
-      </w:pPr>
-    </w:p>
-    <w:p>
-      <w:pPr>
-        <w:spacing w:line="278" w:lineRule="auto"/>
-        <w:rPr>
-          <w:lang w:val="en-GB" w:eastAsia="en-AU"/>
-        </w:rPr>
-      </w:pPr>
-    </w:p>
-    <w:p>
-      <w:pPr>
-        <w:spacing w:line="278" w:lineRule="auto"/>
-        <w:rPr>
-          <w:lang w:val="en-GB" w:eastAsia="en-AU"/>
-        </w:rPr>
-      </w:pPr>
-    </w:p>
-    <w:p>
-      <w:pPr>
-        <w:spacing w:line="278" w:lineRule="auto"/>
-        <w:rPr>
-          <w:lang w:val="en-GB" w:eastAsia="en-AU"/>
-        </w:rPr>
-      </w:pPr>
-    </w:p>
-    <w:p>
-      <w:pPr>
-        <w:spacing w:line="278" w:lineRule="auto"/>
-        <w:rPr>
-          <w:lang w:val="en-GB" w:eastAsia="en-AU"/>
-        </w:rPr>
-      </w:pPr>
-    </w:p>
-    <w:p>
-      <w:pPr>
-        <w:spacing w:line="278" w:lineRule="auto"/>
+        <w:rPr>
+          <w:lang w:val="en-GB" w:eastAsia="en-AU"/>
+        </w:rPr>
+      </w:pPr>
+    </w:p>
+    <w:p>
+      <w:pPr>
+        <w:rPr>
+          <w:lang w:val="en-GB" w:eastAsia="en-AU"/>
+        </w:rPr>
+      </w:pPr>
+    </w:p>
+    <w:p>
+      <w:pPr>
+        <w:rPr>
+          <w:lang w:val="en-GB" w:eastAsia="en-AU"/>
+        </w:rPr>
+      </w:pPr>
+    </w:p>
+    <w:p>
+      <w:pPr>
+        <w:rPr>
+          <w:lang w:val="en-GB" w:eastAsia="en-AU"/>
+        </w:rPr>
+      </w:pPr>
+    </w:p>
+    <w:p>
+      <w:pPr>
+        <w:rPr>
+          <w:lang w:val="en-GB" w:eastAsia="en-AU"/>
+        </w:rPr>
+      </w:pPr>
+    </w:p>
+    <w:p>
+      <w:pPr>
+        <w:rPr>
+          <w:lang w:val="en-GB" w:eastAsia="en-AU"/>
+        </w:rPr>
+      </w:pPr>
+    </w:p>
+    <w:p>
+      <w:pPr>
+        <w:rPr>
+          <w:lang w:val="en-GB" w:eastAsia="en-AU"/>
+        </w:rPr>
+      </w:pPr>
+    </w:p>
+    <w:p>
+      <w:pPr>
+        <w:rPr>
+          <w:lang w:val="en-GB" w:eastAsia="en-AU"/>
+        </w:rPr>
+      </w:pPr>
+    </w:p>
+    <w:p>
+      <w:pPr>
         <w:pStyle w:val="Default"/>
         <w:rPr>
           <w:color w:val="auto"/>
